--- a/docs/requirements/Week5/Week5_Agent_Task_Contract.docx
+++ b/docs/requirements/Week5/Week5_Agent_Task_Contract.docx
@@ -716,6 +716,46 @@
         <w:jc w:val="both"/>
       </w:pPr>
       <w:r>
+        <w:t>Purpose and Status</w:t>
+      </w:r>
+    </w:p>
+    <w:p>
+      <w:pPr>
+        <w:spacing w:after="120" w:line="276" w:lineRule="auto"/>
+        <w:jc w:val="both"/>
+      </w:pPr>
+      <w:r>
+        <w:t>This contract fixes what the Group A agent may do, with which tools, and when it must stop, so that the architecture, the implementation and the execution traces all test the same thing.</w:t>
+      </w:r>
+    </w:p>
+    <w:p>
+      <w:pPr>
+        <w:spacing w:after="120" w:line="276" w:lineRule="auto"/>
+        <w:jc w:val="both"/>
+      </w:pPr>
+      <w:r>
+        <w:t xml:space="preserve">It builds on the Week 1 AI Boundary Matrix and the two Week 4 tools. Where it needs those to change, section 10 lists the change. Status: draft for team review, prepared under the </w:t>
+      </w:r>
+      <w:proofErr w:type="spellStart"/>
+      <w:r>
+        <w:t>ClickUp</w:t>
+      </w:r>
+      <w:proofErr w:type="spellEnd"/>
+      <w:r>
+        <w:t xml:space="preserve"> task "Define Agent Task Contract and Goal".</w:t>
+      </w:r>
+    </w:p>
+    <w:p>
+      <w:pPr>
+        <w:pStyle w:val="Heading1"/>
+        <w:keepNext/>
+        <w:numPr>
+          <w:ilvl w:val="0"/>
+          <w:numId w:val="4"/>
+        </w:numPr>
+        <w:jc w:val="both"/>
+      </w:pPr>
+      <w:r>
         <w:t>Task and Goal</w:t>
       </w:r>
     </w:p>
@@ -749,16 +789,7 @@
         <w:t>Goal.</w:t>
       </w:r>
       <w:r>
-        <w:t xml:space="preserve"> Within at most </w:t>
-      </w:r>
-      <w:r>
-        <w:rPr>
-          <w:color w:val="EE0000"/>
-        </w:rPr>
-        <w:t>8 iterations</w:t>
-      </w:r>
-      <w:r>
-        <w:t>, using only the approved actions in section 4, every run ends in exactly one of two ways:</w:t>
+        <w:t xml:space="preserve"> Within at most 8 iterations, using only the approved actions in section 4, every run ends in exactly one of two ways:</w:t>
       </w:r>
     </w:p>
     <w:p>
@@ -859,6 +890,7 @@
         <w:jc w:val="both"/>
       </w:pPr>
       <w:r>
+        <w:lastRenderedPageBreak/>
         <w:t>The fields still missing (course code, semester, lecturer, proof of attendance, per DOC-02) decide how many questions to ask.</w:t>
       </w:r>
     </w:p>
@@ -917,7 +949,6 @@
           <w:b/>
           <w:bCs/>
         </w:rPr>
-        <w:lastRenderedPageBreak/>
         <w:t>Success criteria</w:t>
       </w:r>
     </w:p>
@@ -1894,6 +1925,7 @@
         <w:jc w:val="both"/>
       </w:pPr>
       <w:r>
+        <w:lastRenderedPageBreak/>
         <w:t xml:space="preserve">The pause for approval does not consume iterations: </w:t>
       </w:r>
       <w:proofErr w:type="spellStart"/>
@@ -1925,7 +1957,6 @@
         <w:jc w:val="both"/>
       </w:pPr>
       <w:r>
-        <w:lastRenderedPageBreak/>
         <w:t>Approved Tools and Actions</w:t>
       </w:r>
     </w:p>
@@ -8715,7 +8746,6 @@
   <w:style w:type="character" w:default="1" w:styleId="DefaultParagraphFont">
     <w:name w:val="Default Paragraph Font"/>
     <w:uiPriority w:val="1"/>
-    <w:semiHidden/>
     <w:unhideWhenUsed/>
   </w:style>
   <w:style w:type="table" w:default="1" w:styleId="TableNormal">
